--- a/lab2/Отчет.docx
+++ b/lab2/Отчет.docx
@@ -95,19 +95,22 @@
         <w:t>Лабораторная работа №</w:t>
       </w:r>
       <w:r>
-        <w:t>1</w:t>
+        <w:t>2</w:t>
       </w:r>
     </w:p>
     <w:p>
       <w:pPr>
         <w:pStyle w:val="Standard"/>
         <w:jc w:val="center"/>
+        <w:rPr>
+          <w:lang w:val="en-US"/>
+        </w:rPr>
       </w:pPr>
       <w:r>
         <w:t>Вариант №</w:t>
       </w:r>
       <w:r>
-        <w:t>409425</w:t>
+        <w:t>70205</w:t>
       </w:r>
     </w:p>
     <w:p>
@@ -315,15 +318,313 @@
         <w:jc w:val="center"/>
       </w:pPr>
       <w:r>
-        <w:t>Санкт-Петербург 202</w:t>
-      </w:r>
-      <w:r>
-        <w:t>6</w:t>
-      </w:r>
-      <w:r>
-        <w:t xml:space="preserve"> год</w:t>
-      </w:r>
-    </w:p>
+        <w:t>Санкт-Петербург 2026 год</w:t>
+      </w:r>
+    </w:p>
+    <w:p>
+      <w:pPr>
+        <w:pStyle w:val="1"/>
+      </w:pPr>
+      <w:r>
+        <w:lastRenderedPageBreak/>
+        <w:t>Цель работы</w:t>
+      </w:r>
+    </w:p>
+    <w:p>
+      <w:r>
+        <w:t>Цель работы - настроить процедуру периодического резервного копирования базы данных, сконфигурированной в ходе выполнения лабораторной работы №2, а также разработать и отладить сценарии восстановления в случае сбоев.</w:t>
+      </w:r>
+    </w:p>
+    <w:p>
+      <w:r>
+        <w:t>Узел из предыдущей лабораторной работы используется в качестве основного. Новый узел используется в качестве резервного. Учётные данные для подключения к новому узлу выдаёт преподаватель. В сценариях восстановления необходимо использовать копию данных, полученную на первом этапе данной лабораторной работы.</w:t>
+      </w:r>
+    </w:p>
+    <w:p>
+      <w:pPr>
+        <w:pStyle w:val="1"/>
+      </w:pPr>
+      <w:r>
+        <w:t>Ход выполнения лабораторной работы</w:t>
+      </w:r>
+    </w:p>
+    <w:p>
+      <w:pPr>
+        <w:pStyle w:val="2"/>
+      </w:pPr>
+      <w:r>
+        <w:t>Этап 1. Резервное копирование</w:t>
+      </w:r>
+    </w:p>
+    <w:p>
+      <w:pPr>
+        <w:numPr>
+          <w:ilvl w:val="0"/>
+          <w:numId w:val="2"/>
+        </w:numPr>
+      </w:pPr>
+      <w:r>
+        <w:t>Настроить резервное копирование с основного узла на резервный следующим образом:</w:t>
+      </w:r>
+    </w:p>
+    <w:p>
+      <w:pPr>
+        <w:ind w:left="720"/>
+      </w:pPr>
+      <w:r>
+        <w:t>Периодические полные копии с помощью SQL Dump.</w:t>
+      </w:r>
+      <w:r>
+        <w:br/>
+        <w:t>По расписанию (cron) раз в сутки, методом SQL Dump с сжатием. Созданные архивы должны сразу перемещаться на резервный хост, они не должны храниться на основной системе. Срок хранения архивов на резервной системе - 4 недели. По истечении срока хранения, старые архивы должны автоматически уничтожаться.</w:t>
+      </w:r>
+    </w:p>
+    <w:p>
+      <w:pPr>
+        <w:numPr>
+          <w:ilvl w:val="0"/>
+          <w:numId w:val="2"/>
+        </w:numPr>
+      </w:pPr>
+      <w:r>
+        <w:t>Подсчитать, каков будет объем резервных копий спустя месяц работы системы, исходя из следующих условий:</w:t>
+      </w:r>
+    </w:p>
+    <w:p>
+      <w:pPr>
+        <w:numPr>
+          <w:ilvl w:val="1"/>
+          <w:numId w:val="2"/>
+        </w:numPr>
+      </w:pPr>
+      <w:r>
+        <w:t>Средний объем новых данных в БД за сутки: 950МБ.</w:t>
+      </w:r>
+    </w:p>
+    <w:p>
+      <w:pPr>
+        <w:numPr>
+          <w:ilvl w:val="1"/>
+          <w:numId w:val="2"/>
+        </w:numPr>
+      </w:pPr>
+      <w:r>
+        <w:t>Средний объем измененных данных за сутки: 500МБ.</w:t>
+      </w:r>
+    </w:p>
+    <w:p>
+      <w:pPr>
+        <w:numPr>
+          <w:ilvl w:val="0"/>
+          <w:numId w:val="2"/>
+        </w:numPr>
+      </w:pPr>
+      <w:r>
+        <w:t>Проанализировать результаты.</w:t>
+      </w:r>
+    </w:p>
+    <w:p>
+      <w:pPr>
+        <w:pStyle w:val="2"/>
+      </w:pPr>
+      <w:r>
+        <w:t>Этап 2. Потеря основного узла</w:t>
+      </w:r>
+    </w:p>
+    <w:p>
+      <w:r>
+        <w:t>Этот сценарий подразумевает полную недоступность основного узла. Необходимо восстановить работу СУБД на РЕЗЕРВНОМ узле, продемонстрировать успешный запуск СУБД и доступность данных.</w:t>
+      </w:r>
+    </w:p>
+    <w:p>
+      <w:pPr>
+        <w:pStyle w:val="2"/>
+      </w:pPr>
+      <w:r>
+        <w:t>Этап 3. Повреждение файлов БД</w:t>
+      </w:r>
+    </w:p>
+    <w:p>
+      <w:r>
+        <w:t>Этот сценарий подразумевает потерю данных (например, в результате сбоя диска или файловой системы) при сохранении доступности основного узла. Необходимо выполнить полное восстановление данных из резервной копии и перезапустить СУБД на ОСНОВНОМ узле.</w:t>
+      </w:r>
+    </w:p>
+    <w:p>
+      <w:r>
+        <w:t>Ход работы:</w:t>
+      </w:r>
+    </w:p>
+    <w:p>
+      <w:pPr>
+        <w:numPr>
+          <w:ilvl w:val="0"/>
+          <w:numId w:val="3"/>
+        </w:numPr>
+      </w:pPr>
+      <w:r>
+        <w:lastRenderedPageBreak/>
+        <w:t>Симулировать сбой:</w:t>
+      </w:r>
+    </w:p>
+    <w:p>
+      <w:pPr>
+        <w:numPr>
+          <w:ilvl w:val="1"/>
+          <w:numId w:val="3"/>
+        </w:numPr>
+      </w:pPr>
+      <w:r>
+        <w:t>удалить с диска директорию конфигурационных файлов СУБД со всем содержимым.</w:t>
+      </w:r>
+    </w:p>
+    <w:p>
+      <w:pPr>
+        <w:numPr>
+          <w:ilvl w:val="0"/>
+          <w:numId w:val="3"/>
+        </w:numPr>
+      </w:pPr>
+      <w:r>
+        <w:t>Проверить работу СУБД, доступность данных, перезапустить СУБД, проанализировать результаты.</w:t>
+      </w:r>
+    </w:p>
+    <w:p>
+      <w:pPr>
+        <w:numPr>
+          <w:ilvl w:val="0"/>
+          <w:numId w:val="3"/>
+        </w:numPr>
+      </w:pPr>
+      <w:r>
+        <w:t>Выполнить восстановление данных из резервной копии, учитывая следующее условие:</w:t>
+      </w:r>
+    </w:p>
+    <w:p>
+      <w:pPr>
+        <w:numPr>
+          <w:ilvl w:val="1"/>
+          <w:numId w:val="3"/>
+        </w:numPr>
+      </w:pPr>
+      <w:r>
+        <w:t>исходное расположение дополнительных табличных пространств недоступно - разместить в другой директории и скорректировать конфигурацию.</w:t>
+      </w:r>
+    </w:p>
+    <w:p>
+      <w:pPr>
+        <w:numPr>
+          <w:ilvl w:val="0"/>
+          <w:numId w:val="3"/>
+        </w:numPr>
+      </w:pPr>
+      <w:r>
+        <w:t>Запустить СУБД, проверить работу и доступность данных, проанализировать результаты.</w:t>
+      </w:r>
+    </w:p>
+    <w:p>
+      <w:pPr>
+        <w:pStyle w:val="2"/>
+      </w:pPr>
+      <w:r>
+        <w:t>Этап 4. Логическое повреждение данных</w:t>
+      </w:r>
+    </w:p>
+    <w:p>
+      <w:r>
+        <w:t>Этот сценарий подразумевает частичную потерю данных (в результате нежелательной или ошибочной операции) при сохранении доступности основного узла. Необходимо выполнить восстановление данных на ОСНОВНОМ узле следующим способом:</w:t>
+      </w:r>
+    </w:p>
+    <w:p>
+      <w:pPr>
+        <w:numPr>
+          <w:ilvl w:val="0"/>
+          <w:numId w:val="4"/>
+        </w:numPr>
+      </w:pPr>
+      <w:r>
+        <w:t>Восстановление с использованием архивных WAL файлов. (СУБД должна работать в режиме архивирования WAL, потребуется задать параметры восстановления).</w:t>
+      </w:r>
+    </w:p>
+    <w:p>
+      <w:r>
+        <w:t>Ход работы:</w:t>
+      </w:r>
+    </w:p>
+    <w:p>
+      <w:pPr>
+        <w:numPr>
+          <w:ilvl w:val="0"/>
+          <w:numId w:val="5"/>
+        </w:numPr>
+      </w:pPr>
+      <w:r>
+        <w:t>В каждую таблицу базы добавить 2-3 новые строки, зафиксировать результат.</w:t>
+      </w:r>
+    </w:p>
+    <w:p>
+      <w:pPr>
+        <w:numPr>
+          <w:ilvl w:val="0"/>
+          <w:numId w:val="5"/>
+        </w:numPr>
+      </w:pPr>
+      <w:r>
+        <w:t>Зафиксировать время и симулировать ошибку:</w:t>
+      </w:r>
+    </w:p>
+    <w:p>
+      <w:pPr>
+        <w:numPr>
+          <w:ilvl w:val="1"/>
+          <w:numId w:val="5"/>
+        </w:numPr>
+      </w:pPr>
+      <w:r>
+        <w:t>в любой таблице с внешними ключами подменить значения ключей на случайные (INSERT, UPDATE)</w:t>
+      </w:r>
+    </w:p>
+    <w:p>
+      <w:pPr>
+        <w:numPr>
+          <w:ilvl w:val="0"/>
+          <w:numId w:val="5"/>
+        </w:numPr>
+      </w:pPr>
+      <w:r>
+        <w:t>Продемонстрировать результат.</w:t>
+      </w:r>
+    </w:p>
+    <w:p>
+      <w:pPr>
+        <w:numPr>
+          <w:ilvl w:val="0"/>
+          <w:numId w:val="5"/>
+        </w:numPr>
+      </w:pPr>
+      <w:r>
+        <w:t>Выполнить восстановление данных указанным способом.</w:t>
+      </w:r>
+    </w:p>
+    <w:p>
+      <w:pPr>
+        <w:numPr>
+          <w:ilvl w:val="0"/>
+          <w:numId w:val="5"/>
+        </w:numPr>
+      </w:pPr>
+      <w:r>
+        <w:t>Продемонстрировать и проанализировать результат.</w:t>
+      </w:r>
+    </w:p>
+    <w:p>
+      <w:pPr>
+        <w:pStyle w:val="1"/>
+      </w:pPr>
+      <w:r>
+        <w:t>Выводы</w:t>
+      </w:r>
+    </w:p>
+    <w:p/>
     <w:p/>
     <w:sectPr>
       <w:pgSz w:w="11906" w:h="16838"/>
@@ -333,6 +634,711 @@
     </w:sectPr>
   </w:body>
 </w:document>
+</file>
+
+<file path=word/numbering.xml><?xml version="1.0" encoding="utf-8"?>
+<w:numbering xmlns:wpc="http://schemas.microsoft.com/office/word/2010/wordprocessingCanvas" xmlns:cx="http://schemas.microsoft.com/office/drawing/2014/chartex" xmlns:cx1="http://schemas.microsoft.com/office/drawing/2015/9/8/chartex" xmlns:cx2="http://schemas.microsoft.com/office/drawing/2015/10/21/chartex" xmlns:cx3="http://schemas.microsoft.com/office/drawing/2016/5/9/chartex" xmlns:cx4="http://schemas.microsoft.com/office/drawing/2016/5/10/chartex" xmlns:cx5="http://schemas.microsoft.com/office/drawing/2016/5/11/chartex" xmlns:cx6="http://schemas.microsoft.com/office/drawing/2016/5/12/chartex" xmlns:cx7="http://schemas.microsoft.com/office/drawing/2016/5/13/chartex" xmlns:cx8="http://schemas.microsoft.com/office/drawing/2016/5/14/chartex" xmlns:mc="http://schemas.openxmlformats.org/markup-compatibility/2006" xmlns:aink="http://schemas.microsoft.com/office/drawing/2016/ink" xmlns:am3d="http://schemas.microsoft.com/office/drawing/2017/model3d" xmlns:o="urn:schemas-microsoft-com:office:office" xmlns:oel="http://schemas.microsoft.com/office/2019/extlst" xmlns:r="http://schemas.openxmlformats.org/officeDocument/2006/relationships" xmlns:m="http://schemas.openxmlformats.org/officeDocument/2006/math" xmlns:v="urn:schemas-microsoft-com:vml" xmlns:wp14="http://schemas.microsoft.com/office/word/2010/wordprocessingDrawing" xmlns:wp="http://schemas.openxmlformats.org/drawingml/2006/wordprocessingDrawing" xmlns:w10="urn:schemas-microsoft-com:office:word" xmlns:w="http://schemas.openxmlformats.org/wordprocessingml/2006/main" xmlns:w14="http://schemas.microsoft.com/office/word/2010/wordml" xmlns:w15="http://schemas.microsoft.com/office/word/2012/wordml" xmlns:w16cex="http://schemas.microsoft.com/office/word/2018/wordml/cex" xmlns:w16cid="http://schemas.microsoft.com/office/word/2016/wordml/cid" xmlns:w16="http://schemas.microsoft.com/office/word/2018/wordml" xmlns:w16du="http://schemas.microsoft.com/office/word/2023/wordml/word16du" xmlns:w16sdtdh="http://schemas.microsoft.com/office/word/2020/wordml/sdtdatahash" xmlns:w16sdtfl="http://schemas.microsoft.com/office/word/2024/wordml/sdtformatlock" xmlns:w16se="http://schemas.microsoft.com/office/word/2015/wordml/symex" xmlns:wpg="http://schemas.microsoft.com/office/word/2010/wordprocessingGroup" xmlns:wpi="http://schemas.microsoft.com/office/word/2010/wordprocessingInk" xmlns:wne="http://schemas.microsoft.com/office/word/2006/wordml" xmlns:wps="http://schemas.microsoft.com/office/word/2010/wordprocessingShape" mc:Ignorable="w14 w15 w16se w16cid w16 w16cex w16sdtdh w16sdtfl w16du wp14">
+  <w:abstractNum w:abstractNumId="0" w15:restartNumberingAfterBreak="0">
+    <w:nsid w:val="25D8770C"/>
+    <w:multiLevelType w:val="multilevel"/>
+    <w:tmpl w:val="8EA85D9E"/>
+    <w:lvl w:ilvl="0">
+      <w:start w:val="1"/>
+      <w:numFmt w:val="bullet"/>
+      <w:lvlText w:val=""/>
+      <w:lvlJc w:val="left"/>
+      <w:pPr>
+        <w:tabs>
+          <w:tab w:val="num" w:pos="720"/>
+        </w:tabs>
+        <w:ind w:left="720" w:hanging="360"/>
+      </w:pPr>
+      <w:rPr>
+        <w:rFonts w:ascii="Symbol" w:hAnsi="Symbol" w:hint="default"/>
+        <w:sz w:val="20"/>
+      </w:rPr>
+    </w:lvl>
+    <w:lvl w:ilvl="1">
+      <w:start w:val="1"/>
+      <w:numFmt w:val="bullet"/>
+      <w:lvlText w:val="o"/>
+      <w:lvlJc w:val="left"/>
+      <w:pPr>
+        <w:tabs>
+          <w:tab w:val="num" w:pos="1440"/>
+        </w:tabs>
+        <w:ind w:left="1440" w:hanging="360"/>
+      </w:pPr>
+      <w:rPr>
+        <w:rFonts w:ascii="Courier New" w:hAnsi="Courier New" w:hint="default"/>
+        <w:sz w:val="20"/>
+      </w:rPr>
+    </w:lvl>
+    <w:lvl w:ilvl="2" w:tentative="1">
+      <w:start w:val="1"/>
+      <w:numFmt w:val="bullet"/>
+      <w:lvlText w:val=""/>
+      <w:lvlJc w:val="left"/>
+      <w:pPr>
+        <w:tabs>
+          <w:tab w:val="num" w:pos="2160"/>
+        </w:tabs>
+        <w:ind w:left="2160" w:hanging="360"/>
+      </w:pPr>
+      <w:rPr>
+        <w:rFonts w:ascii="Wingdings" w:hAnsi="Wingdings" w:hint="default"/>
+        <w:sz w:val="20"/>
+      </w:rPr>
+    </w:lvl>
+    <w:lvl w:ilvl="3" w:tentative="1">
+      <w:start w:val="1"/>
+      <w:numFmt w:val="bullet"/>
+      <w:lvlText w:val=""/>
+      <w:lvlJc w:val="left"/>
+      <w:pPr>
+        <w:tabs>
+          <w:tab w:val="num" w:pos="2880"/>
+        </w:tabs>
+        <w:ind w:left="2880" w:hanging="360"/>
+      </w:pPr>
+      <w:rPr>
+        <w:rFonts w:ascii="Wingdings" w:hAnsi="Wingdings" w:hint="default"/>
+        <w:sz w:val="20"/>
+      </w:rPr>
+    </w:lvl>
+    <w:lvl w:ilvl="4" w:tentative="1">
+      <w:start w:val="1"/>
+      <w:numFmt w:val="bullet"/>
+      <w:lvlText w:val=""/>
+      <w:lvlJc w:val="left"/>
+      <w:pPr>
+        <w:tabs>
+          <w:tab w:val="num" w:pos="3600"/>
+        </w:tabs>
+        <w:ind w:left="3600" w:hanging="360"/>
+      </w:pPr>
+      <w:rPr>
+        <w:rFonts w:ascii="Wingdings" w:hAnsi="Wingdings" w:hint="default"/>
+        <w:sz w:val="20"/>
+      </w:rPr>
+    </w:lvl>
+    <w:lvl w:ilvl="5" w:tentative="1">
+      <w:start w:val="1"/>
+      <w:numFmt w:val="bullet"/>
+      <w:lvlText w:val=""/>
+      <w:lvlJc w:val="left"/>
+      <w:pPr>
+        <w:tabs>
+          <w:tab w:val="num" w:pos="4320"/>
+        </w:tabs>
+        <w:ind w:left="4320" w:hanging="360"/>
+      </w:pPr>
+      <w:rPr>
+        <w:rFonts w:ascii="Wingdings" w:hAnsi="Wingdings" w:hint="default"/>
+        <w:sz w:val="20"/>
+      </w:rPr>
+    </w:lvl>
+    <w:lvl w:ilvl="6" w:tentative="1">
+      <w:start w:val="1"/>
+      <w:numFmt w:val="bullet"/>
+      <w:lvlText w:val=""/>
+      <w:lvlJc w:val="left"/>
+      <w:pPr>
+        <w:tabs>
+          <w:tab w:val="num" w:pos="5040"/>
+        </w:tabs>
+        <w:ind w:left="5040" w:hanging="360"/>
+      </w:pPr>
+      <w:rPr>
+        <w:rFonts w:ascii="Wingdings" w:hAnsi="Wingdings" w:hint="default"/>
+        <w:sz w:val="20"/>
+      </w:rPr>
+    </w:lvl>
+    <w:lvl w:ilvl="7" w:tentative="1">
+      <w:start w:val="1"/>
+      <w:numFmt w:val="bullet"/>
+      <w:lvlText w:val=""/>
+      <w:lvlJc w:val="left"/>
+      <w:pPr>
+        <w:tabs>
+          <w:tab w:val="num" w:pos="5760"/>
+        </w:tabs>
+        <w:ind w:left="5760" w:hanging="360"/>
+      </w:pPr>
+      <w:rPr>
+        <w:rFonts w:ascii="Wingdings" w:hAnsi="Wingdings" w:hint="default"/>
+        <w:sz w:val="20"/>
+      </w:rPr>
+    </w:lvl>
+    <w:lvl w:ilvl="8" w:tentative="1">
+      <w:start w:val="1"/>
+      <w:numFmt w:val="bullet"/>
+      <w:lvlText w:val=""/>
+      <w:lvlJc w:val="left"/>
+      <w:pPr>
+        <w:tabs>
+          <w:tab w:val="num" w:pos="6480"/>
+        </w:tabs>
+        <w:ind w:left="6480" w:hanging="360"/>
+      </w:pPr>
+      <w:rPr>
+        <w:rFonts w:ascii="Wingdings" w:hAnsi="Wingdings" w:hint="default"/>
+        <w:sz w:val="20"/>
+      </w:rPr>
+    </w:lvl>
+  </w:abstractNum>
+  <w:abstractNum w:abstractNumId="1" w15:restartNumberingAfterBreak="0">
+    <w:nsid w:val="595E3FFF"/>
+    <w:multiLevelType w:val="hybridMultilevel"/>
+    <w:tmpl w:val="F530EA7C"/>
+    <w:lvl w:ilvl="0" w:tplc="0419000F">
+      <w:start w:val="1"/>
+      <w:numFmt w:val="decimal"/>
+      <w:lvlText w:val="%1."/>
+      <w:lvlJc w:val="left"/>
+      <w:pPr>
+        <w:ind w:left="720" w:hanging="360"/>
+      </w:pPr>
+      <w:rPr>
+        <w:rFonts w:hint="default"/>
+      </w:rPr>
+    </w:lvl>
+    <w:lvl w:ilvl="1" w:tplc="04190019" w:tentative="1">
+      <w:start w:val="1"/>
+      <w:numFmt w:val="lowerLetter"/>
+      <w:lvlText w:val="%2."/>
+      <w:lvlJc w:val="left"/>
+      <w:pPr>
+        <w:ind w:left="1440" w:hanging="360"/>
+      </w:pPr>
+    </w:lvl>
+    <w:lvl w:ilvl="2" w:tplc="0419001B" w:tentative="1">
+      <w:start w:val="1"/>
+      <w:numFmt w:val="lowerRoman"/>
+      <w:lvlText w:val="%3."/>
+      <w:lvlJc w:val="right"/>
+      <w:pPr>
+        <w:ind w:left="2160" w:hanging="180"/>
+      </w:pPr>
+    </w:lvl>
+    <w:lvl w:ilvl="3" w:tplc="0419000F" w:tentative="1">
+      <w:start w:val="1"/>
+      <w:numFmt w:val="decimal"/>
+      <w:lvlText w:val="%4."/>
+      <w:lvlJc w:val="left"/>
+      <w:pPr>
+        <w:ind w:left="2880" w:hanging="360"/>
+      </w:pPr>
+    </w:lvl>
+    <w:lvl w:ilvl="4" w:tplc="04190019" w:tentative="1">
+      <w:start w:val="1"/>
+      <w:numFmt w:val="lowerLetter"/>
+      <w:lvlText w:val="%5."/>
+      <w:lvlJc w:val="left"/>
+      <w:pPr>
+        <w:ind w:left="3600" w:hanging="360"/>
+      </w:pPr>
+    </w:lvl>
+    <w:lvl w:ilvl="5" w:tplc="0419001B" w:tentative="1">
+      <w:start w:val="1"/>
+      <w:numFmt w:val="lowerRoman"/>
+      <w:lvlText w:val="%6."/>
+      <w:lvlJc w:val="right"/>
+      <w:pPr>
+        <w:ind w:left="4320" w:hanging="180"/>
+      </w:pPr>
+    </w:lvl>
+    <w:lvl w:ilvl="6" w:tplc="0419000F" w:tentative="1">
+      <w:start w:val="1"/>
+      <w:numFmt w:val="decimal"/>
+      <w:lvlText w:val="%7."/>
+      <w:lvlJc w:val="left"/>
+      <w:pPr>
+        <w:ind w:left="5040" w:hanging="360"/>
+      </w:pPr>
+    </w:lvl>
+    <w:lvl w:ilvl="7" w:tplc="04190019" w:tentative="1">
+      <w:start w:val="1"/>
+      <w:numFmt w:val="lowerLetter"/>
+      <w:lvlText w:val="%8."/>
+      <w:lvlJc w:val="left"/>
+      <w:pPr>
+        <w:ind w:left="5760" w:hanging="360"/>
+      </w:pPr>
+    </w:lvl>
+    <w:lvl w:ilvl="8" w:tplc="0419001B" w:tentative="1">
+      <w:start w:val="1"/>
+      <w:numFmt w:val="lowerRoman"/>
+      <w:lvlText w:val="%9."/>
+      <w:lvlJc w:val="right"/>
+      <w:pPr>
+        <w:ind w:left="6480" w:hanging="180"/>
+      </w:pPr>
+    </w:lvl>
+  </w:abstractNum>
+  <w:abstractNum w:abstractNumId="2" w15:restartNumberingAfterBreak="0">
+    <w:nsid w:val="5DFE343B"/>
+    <w:multiLevelType w:val="multilevel"/>
+    <w:tmpl w:val="F6362326"/>
+    <w:lvl w:ilvl="0">
+      <w:start w:val="1"/>
+      <w:numFmt w:val="bullet"/>
+      <w:lvlText w:val=""/>
+      <w:lvlJc w:val="left"/>
+      <w:pPr>
+        <w:tabs>
+          <w:tab w:val="num" w:pos="720"/>
+        </w:tabs>
+        <w:ind w:left="720" w:hanging="360"/>
+      </w:pPr>
+      <w:rPr>
+        <w:rFonts w:ascii="Symbol" w:hAnsi="Symbol" w:hint="default"/>
+        <w:sz w:val="20"/>
+      </w:rPr>
+    </w:lvl>
+    <w:lvl w:ilvl="1" w:tentative="1">
+      <w:start w:val="1"/>
+      <w:numFmt w:val="bullet"/>
+      <w:lvlText w:val="o"/>
+      <w:lvlJc w:val="left"/>
+      <w:pPr>
+        <w:tabs>
+          <w:tab w:val="num" w:pos="1440"/>
+        </w:tabs>
+        <w:ind w:left="1440" w:hanging="360"/>
+      </w:pPr>
+      <w:rPr>
+        <w:rFonts w:ascii="Courier New" w:hAnsi="Courier New" w:hint="default"/>
+        <w:sz w:val="20"/>
+      </w:rPr>
+    </w:lvl>
+    <w:lvl w:ilvl="2" w:tentative="1">
+      <w:start w:val="1"/>
+      <w:numFmt w:val="bullet"/>
+      <w:lvlText w:val=""/>
+      <w:lvlJc w:val="left"/>
+      <w:pPr>
+        <w:tabs>
+          <w:tab w:val="num" w:pos="2160"/>
+        </w:tabs>
+        <w:ind w:left="2160" w:hanging="360"/>
+      </w:pPr>
+      <w:rPr>
+        <w:rFonts w:ascii="Wingdings" w:hAnsi="Wingdings" w:hint="default"/>
+        <w:sz w:val="20"/>
+      </w:rPr>
+    </w:lvl>
+    <w:lvl w:ilvl="3" w:tentative="1">
+      <w:start w:val="1"/>
+      <w:numFmt w:val="bullet"/>
+      <w:lvlText w:val=""/>
+      <w:lvlJc w:val="left"/>
+      <w:pPr>
+        <w:tabs>
+          <w:tab w:val="num" w:pos="2880"/>
+        </w:tabs>
+        <w:ind w:left="2880" w:hanging="360"/>
+      </w:pPr>
+      <w:rPr>
+        <w:rFonts w:ascii="Wingdings" w:hAnsi="Wingdings" w:hint="default"/>
+        <w:sz w:val="20"/>
+      </w:rPr>
+    </w:lvl>
+    <w:lvl w:ilvl="4" w:tentative="1">
+      <w:start w:val="1"/>
+      <w:numFmt w:val="bullet"/>
+      <w:lvlText w:val=""/>
+      <w:lvlJc w:val="left"/>
+      <w:pPr>
+        <w:tabs>
+          <w:tab w:val="num" w:pos="3600"/>
+        </w:tabs>
+        <w:ind w:left="3600" w:hanging="360"/>
+      </w:pPr>
+      <w:rPr>
+        <w:rFonts w:ascii="Wingdings" w:hAnsi="Wingdings" w:hint="default"/>
+        <w:sz w:val="20"/>
+      </w:rPr>
+    </w:lvl>
+    <w:lvl w:ilvl="5" w:tentative="1">
+      <w:start w:val="1"/>
+      <w:numFmt w:val="bullet"/>
+      <w:lvlText w:val=""/>
+      <w:lvlJc w:val="left"/>
+      <w:pPr>
+        <w:tabs>
+          <w:tab w:val="num" w:pos="4320"/>
+        </w:tabs>
+        <w:ind w:left="4320" w:hanging="360"/>
+      </w:pPr>
+      <w:rPr>
+        <w:rFonts w:ascii="Wingdings" w:hAnsi="Wingdings" w:hint="default"/>
+        <w:sz w:val="20"/>
+      </w:rPr>
+    </w:lvl>
+    <w:lvl w:ilvl="6" w:tentative="1">
+      <w:start w:val="1"/>
+      <w:numFmt w:val="bullet"/>
+      <w:lvlText w:val=""/>
+      <w:lvlJc w:val="left"/>
+      <w:pPr>
+        <w:tabs>
+          <w:tab w:val="num" w:pos="5040"/>
+        </w:tabs>
+        <w:ind w:left="5040" w:hanging="360"/>
+      </w:pPr>
+      <w:rPr>
+        <w:rFonts w:ascii="Wingdings" w:hAnsi="Wingdings" w:hint="default"/>
+        <w:sz w:val="20"/>
+      </w:rPr>
+    </w:lvl>
+    <w:lvl w:ilvl="7" w:tentative="1">
+      <w:start w:val="1"/>
+      <w:numFmt w:val="bullet"/>
+      <w:lvlText w:val=""/>
+      <w:lvlJc w:val="left"/>
+      <w:pPr>
+        <w:tabs>
+          <w:tab w:val="num" w:pos="5760"/>
+        </w:tabs>
+        <w:ind w:left="5760" w:hanging="360"/>
+      </w:pPr>
+      <w:rPr>
+        <w:rFonts w:ascii="Wingdings" w:hAnsi="Wingdings" w:hint="default"/>
+        <w:sz w:val="20"/>
+      </w:rPr>
+    </w:lvl>
+    <w:lvl w:ilvl="8" w:tentative="1">
+      <w:start w:val="1"/>
+      <w:numFmt w:val="bullet"/>
+      <w:lvlText w:val=""/>
+      <w:lvlJc w:val="left"/>
+      <w:pPr>
+        <w:tabs>
+          <w:tab w:val="num" w:pos="6480"/>
+        </w:tabs>
+        <w:ind w:left="6480" w:hanging="360"/>
+      </w:pPr>
+      <w:rPr>
+        <w:rFonts w:ascii="Wingdings" w:hAnsi="Wingdings" w:hint="default"/>
+        <w:sz w:val="20"/>
+      </w:rPr>
+    </w:lvl>
+  </w:abstractNum>
+  <w:abstractNum w:abstractNumId="3" w15:restartNumberingAfterBreak="0">
+    <w:nsid w:val="65041763"/>
+    <w:multiLevelType w:val="multilevel"/>
+    <w:tmpl w:val="BE74E44C"/>
+    <w:lvl w:ilvl="0">
+      <w:start w:val="1"/>
+      <w:numFmt w:val="bullet"/>
+      <w:lvlText w:val=""/>
+      <w:lvlJc w:val="left"/>
+      <w:pPr>
+        <w:tabs>
+          <w:tab w:val="num" w:pos="720"/>
+        </w:tabs>
+        <w:ind w:left="720" w:hanging="360"/>
+      </w:pPr>
+      <w:rPr>
+        <w:rFonts w:ascii="Symbol" w:hAnsi="Symbol" w:hint="default"/>
+        <w:sz w:val="20"/>
+      </w:rPr>
+    </w:lvl>
+    <w:lvl w:ilvl="1">
+      <w:start w:val="1"/>
+      <w:numFmt w:val="bullet"/>
+      <w:lvlText w:val="o"/>
+      <w:lvlJc w:val="left"/>
+      <w:pPr>
+        <w:tabs>
+          <w:tab w:val="num" w:pos="1440"/>
+        </w:tabs>
+        <w:ind w:left="1440" w:hanging="360"/>
+      </w:pPr>
+      <w:rPr>
+        <w:rFonts w:ascii="Courier New" w:hAnsi="Courier New" w:hint="default"/>
+        <w:sz w:val="20"/>
+      </w:rPr>
+    </w:lvl>
+    <w:lvl w:ilvl="2" w:tentative="1">
+      <w:start w:val="1"/>
+      <w:numFmt w:val="bullet"/>
+      <w:lvlText w:val=""/>
+      <w:lvlJc w:val="left"/>
+      <w:pPr>
+        <w:tabs>
+          <w:tab w:val="num" w:pos="2160"/>
+        </w:tabs>
+        <w:ind w:left="2160" w:hanging="360"/>
+      </w:pPr>
+      <w:rPr>
+        <w:rFonts w:ascii="Wingdings" w:hAnsi="Wingdings" w:hint="default"/>
+        <w:sz w:val="20"/>
+      </w:rPr>
+    </w:lvl>
+    <w:lvl w:ilvl="3" w:tentative="1">
+      <w:start w:val="1"/>
+      <w:numFmt w:val="bullet"/>
+      <w:lvlText w:val=""/>
+      <w:lvlJc w:val="left"/>
+      <w:pPr>
+        <w:tabs>
+          <w:tab w:val="num" w:pos="2880"/>
+        </w:tabs>
+        <w:ind w:left="2880" w:hanging="360"/>
+      </w:pPr>
+      <w:rPr>
+        <w:rFonts w:ascii="Wingdings" w:hAnsi="Wingdings" w:hint="default"/>
+        <w:sz w:val="20"/>
+      </w:rPr>
+    </w:lvl>
+    <w:lvl w:ilvl="4" w:tentative="1">
+      <w:start w:val="1"/>
+      <w:numFmt w:val="bullet"/>
+      <w:lvlText w:val=""/>
+      <w:lvlJc w:val="left"/>
+      <w:pPr>
+        <w:tabs>
+          <w:tab w:val="num" w:pos="3600"/>
+        </w:tabs>
+        <w:ind w:left="3600" w:hanging="360"/>
+      </w:pPr>
+      <w:rPr>
+        <w:rFonts w:ascii="Wingdings" w:hAnsi="Wingdings" w:hint="default"/>
+        <w:sz w:val="20"/>
+      </w:rPr>
+    </w:lvl>
+    <w:lvl w:ilvl="5" w:tentative="1">
+      <w:start w:val="1"/>
+      <w:numFmt w:val="bullet"/>
+      <w:lvlText w:val=""/>
+      <w:lvlJc w:val="left"/>
+      <w:pPr>
+        <w:tabs>
+          <w:tab w:val="num" w:pos="4320"/>
+        </w:tabs>
+        <w:ind w:left="4320" w:hanging="360"/>
+      </w:pPr>
+      <w:rPr>
+        <w:rFonts w:ascii="Wingdings" w:hAnsi="Wingdings" w:hint="default"/>
+        <w:sz w:val="20"/>
+      </w:rPr>
+    </w:lvl>
+    <w:lvl w:ilvl="6" w:tentative="1">
+      <w:start w:val="1"/>
+      <w:numFmt w:val="bullet"/>
+      <w:lvlText w:val=""/>
+      <w:lvlJc w:val="left"/>
+      <w:pPr>
+        <w:tabs>
+          <w:tab w:val="num" w:pos="5040"/>
+        </w:tabs>
+        <w:ind w:left="5040" w:hanging="360"/>
+      </w:pPr>
+      <w:rPr>
+        <w:rFonts w:ascii="Wingdings" w:hAnsi="Wingdings" w:hint="default"/>
+        <w:sz w:val="20"/>
+      </w:rPr>
+    </w:lvl>
+    <w:lvl w:ilvl="7" w:tentative="1">
+      <w:start w:val="1"/>
+      <w:numFmt w:val="bullet"/>
+      <w:lvlText w:val=""/>
+      <w:lvlJc w:val="left"/>
+      <w:pPr>
+        <w:tabs>
+          <w:tab w:val="num" w:pos="5760"/>
+        </w:tabs>
+        <w:ind w:left="5760" w:hanging="360"/>
+      </w:pPr>
+      <w:rPr>
+        <w:rFonts w:ascii="Wingdings" w:hAnsi="Wingdings" w:hint="default"/>
+        <w:sz w:val="20"/>
+      </w:rPr>
+    </w:lvl>
+    <w:lvl w:ilvl="8" w:tentative="1">
+      <w:start w:val="1"/>
+      <w:numFmt w:val="bullet"/>
+      <w:lvlText w:val=""/>
+      <w:lvlJc w:val="left"/>
+      <w:pPr>
+        <w:tabs>
+          <w:tab w:val="num" w:pos="6480"/>
+        </w:tabs>
+        <w:ind w:left="6480" w:hanging="360"/>
+      </w:pPr>
+      <w:rPr>
+        <w:rFonts w:ascii="Wingdings" w:hAnsi="Wingdings" w:hint="default"/>
+        <w:sz w:val="20"/>
+      </w:rPr>
+    </w:lvl>
+  </w:abstractNum>
+  <w:abstractNum w:abstractNumId="4" w15:restartNumberingAfterBreak="0">
+    <w:nsid w:val="6C747F8E"/>
+    <w:multiLevelType w:val="multilevel"/>
+    <w:tmpl w:val="9BB88BCA"/>
+    <w:lvl w:ilvl="0">
+      <w:start w:val="1"/>
+      <w:numFmt w:val="bullet"/>
+      <w:lvlText w:val=""/>
+      <w:lvlJc w:val="left"/>
+      <w:pPr>
+        <w:tabs>
+          <w:tab w:val="num" w:pos="720"/>
+        </w:tabs>
+        <w:ind w:left="720" w:hanging="360"/>
+      </w:pPr>
+      <w:rPr>
+        <w:rFonts w:ascii="Symbol" w:hAnsi="Symbol" w:hint="default"/>
+        <w:sz w:val="20"/>
+      </w:rPr>
+    </w:lvl>
+    <w:lvl w:ilvl="1">
+      <w:start w:val="1"/>
+      <w:numFmt w:val="bullet"/>
+      <w:lvlText w:val="o"/>
+      <w:lvlJc w:val="left"/>
+      <w:pPr>
+        <w:tabs>
+          <w:tab w:val="num" w:pos="1440"/>
+        </w:tabs>
+        <w:ind w:left="1440" w:hanging="360"/>
+      </w:pPr>
+      <w:rPr>
+        <w:rFonts w:ascii="Courier New" w:hAnsi="Courier New" w:hint="default"/>
+        <w:sz w:val="20"/>
+      </w:rPr>
+    </w:lvl>
+    <w:lvl w:ilvl="2" w:tentative="1">
+      <w:start w:val="1"/>
+      <w:numFmt w:val="bullet"/>
+      <w:lvlText w:val=""/>
+      <w:lvlJc w:val="left"/>
+      <w:pPr>
+        <w:tabs>
+          <w:tab w:val="num" w:pos="2160"/>
+        </w:tabs>
+        <w:ind w:left="2160" w:hanging="360"/>
+      </w:pPr>
+      <w:rPr>
+        <w:rFonts w:ascii="Wingdings" w:hAnsi="Wingdings" w:hint="default"/>
+        <w:sz w:val="20"/>
+      </w:rPr>
+    </w:lvl>
+    <w:lvl w:ilvl="3" w:tentative="1">
+      <w:start w:val="1"/>
+      <w:numFmt w:val="bullet"/>
+      <w:lvlText w:val=""/>
+      <w:lvlJc w:val="left"/>
+      <w:pPr>
+        <w:tabs>
+          <w:tab w:val="num" w:pos="2880"/>
+        </w:tabs>
+        <w:ind w:left="2880" w:hanging="360"/>
+      </w:pPr>
+      <w:rPr>
+        <w:rFonts w:ascii="Wingdings" w:hAnsi="Wingdings" w:hint="default"/>
+        <w:sz w:val="20"/>
+      </w:rPr>
+    </w:lvl>
+    <w:lvl w:ilvl="4" w:tentative="1">
+      <w:start w:val="1"/>
+      <w:numFmt w:val="bullet"/>
+      <w:lvlText w:val=""/>
+      <w:lvlJc w:val="left"/>
+      <w:pPr>
+        <w:tabs>
+          <w:tab w:val="num" w:pos="3600"/>
+        </w:tabs>
+        <w:ind w:left="3600" w:hanging="360"/>
+      </w:pPr>
+      <w:rPr>
+        <w:rFonts w:ascii="Wingdings" w:hAnsi="Wingdings" w:hint="default"/>
+        <w:sz w:val="20"/>
+      </w:rPr>
+    </w:lvl>
+    <w:lvl w:ilvl="5" w:tentative="1">
+      <w:start w:val="1"/>
+      <w:numFmt w:val="bullet"/>
+      <w:lvlText w:val=""/>
+      <w:lvlJc w:val="left"/>
+      <w:pPr>
+        <w:tabs>
+          <w:tab w:val="num" w:pos="4320"/>
+        </w:tabs>
+        <w:ind w:left="4320" w:hanging="360"/>
+      </w:pPr>
+      <w:rPr>
+        <w:rFonts w:ascii="Wingdings" w:hAnsi="Wingdings" w:hint="default"/>
+        <w:sz w:val="20"/>
+      </w:rPr>
+    </w:lvl>
+    <w:lvl w:ilvl="6" w:tentative="1">
+      <w:start w:val="1"/>
+      <w:numFmt w:val="bullet"/>
+      <w:lvlText w:val=""/>
+      <w:lvlJc w:val="left"/>
+      <w:pPr>
+        <w:tabs>
+          <w:tab w:val="num" w:pos="5040"/>
+        </w:tabs>
+        <w:ind w:left="5040" w:hanging="360"/>
+      </w:pPr>
+      <w:rPr>
+        <w:rFonts w:ascii="Wingdings" w:hAnsi="Wingdings" w:hint="default"/>
+        <w:sz w:val="20"/>
+      </w:rPr>
+    </w:lvl>
+    <w:lvl w:ilvl="7" w:tentative="1">
+      <w:start w:val="1"/>
+      <w:numFmt w:val="bullet"/>
+      <w:lvlText w:val=""/>
+      <w:lvlJc w:val="left"/>
+      <w:pPr>
+        <w:tabs>
+          <w:tab w:val="num" w:pos="5760"/>
+        </w:tabs>
+        <w:ind w:left="5760" w:hanging="360"/>
+      </w:pPr>
+      <w:rPr>
+        <w:rFonts w:ascii="Wingdings" w:hAnsi="Wingdings" w:hint="default"/>
+        <w:sz w:val="20"/>
+      </w:rPr>
+    </w:lvl>
+    <w:lvl w:ilvl="8" w:tentative="1">
+      <w:start w:val="1"/>
+      <w:numFmt w:val="bullet"/>
+      <w:lvlText w:val=""/>
+      <w:lvlJc w:val="left"/>
+      <w:pPr>
+        <w:tabs>
+          <w:tab w:val="num" w:pos="6480"/>
+        </w:tabs>
+        <w:ind w:left="6480" w:hanging="360"/>
+      </w:pPr>
+      <w:rPr>
+        <w:rFonts w:ascii="Wingdings" w:hAnsi="Wingdings" w:hint="default"/>
+        <w:sz w:val="20"/>
+      </w:rPr>
+    </w:lvl>
+  </w:abstractNum>
+  <w:num w:numId="1" w16cid:durableId="1756631203">
+    <w:abstractNumId w:val="1"/>
+  </w:num>
+  <w:num w:numId="2" w16cid:durableId="1910925112">
+    <w:abstractNumId w:val="0"/>
+  </w:num>
+  <w:num w:numId="3" w16cid:durableId="2105608994">
+    <w:abstractNumId w:val="3"/>
+  </w:num>
+  <w:num w:numId="4" w16cid:durableId="1796369921">
+    <w:abstractNumId w:val="2"/>
+  </w:num>
+  <w:num w:numId="5" w16cid:durableId="648561604">
+    <w:abstractNumId w:val="4"/>
+  </w:num>
+</w:numbering>
 </file>
 
 <file path=word/styles.xml><?xml version="1.0" encoding="utf-8"?>
@@ -763,7 +1769,6 @@
     <w:next w:val="a"/>
     <w:link w:val="20"/>
     <w:uiPriority w:val="9"/>
-    <w:semiHidden/>
     <w:unhideWhenUsed/>
     <w:qFormat/>
     <w:rsid w:val="00501425"/>
@@ -979,7 +1984,6 @@
     <w:basedOn w:val="a0"/>
     <w:link w:val="2"/>
     <w:uiPriority w:val="9"/>
-    <w:semiHidden/>
     <w:rsid w:val="00501425"/>
     <w:rPr>
       <w:rFonts w:asciiTheme="majorHAnsi" w:eastAsiaTheme="majorEastAsia" w:hAnsiTheme="majorHAnsi" w:cstheme="majorBidi"/>

--- a/lab2/Отчет.docx
+++ b/lab2/Отчет.docx
@@ -102,9 +102,6 @@
       <w:pPr>
         <w:pStyle w:val="Standard"/>
         <w:jc w:val="center"/>
-        <w:rPr>
-          <w:lang w:val="en-US"/>
-        </w:rPr>
       </w:pPr>
       <w:r>
         <w:t>Вариант №</w:t>
@@ -425,16 +422,956 @@
     </w:p>
     <w:p>
       <w:pPr>
+        <w:pStyle w:val="3"/>
+        <w:rPr>
+          <w:lang w:val="en-US"/>
+        </w:rPr>
+      </w:pPr>
+      <w:r>
+        <w:t>Предварительная настройка</w:t>
+      </w:r>
+    </w:p>
+    <w:p>
+      <w:pPr>
+        <w:rPr>
+          <w:lang w:val="en-US"/>
+        </w:rPr>
+      </w:pPr>
+      <w:r>
+        <w:t xml:space="preserve">Создадим директорию для хранения резервных копий на </w:t>
+      </w:r>
+      <w:r>
+        <w:rPr>
+          <w:lang w:val="en-US"/>
+        </w:rPr>
+        <w:t>host</w:t>
+      </w:r>
+      <w:r>
+        <w:t>2</w:t>
+      </w:r>
+    </w:p>
+    <w:p>
+      <w:pPr>
+        <w:rPr>
+          <w:lang w:val="en-US"/>
+        </w:rPr>
+      </w:pPr>
+      <w:proofErr w:type="spellStart"/>
+      <w:r>
+        <w:rPr>
+          <w:lang w:val="en-US"/>
+        </w:rPr>
+        <w:t>mkdir</w:t>
+      </w:r>
+      <w:proofErr w:type="spellEnd"/>
+      <w:r>
+        <w:rPr>
+          <w:lang w:val="en-US"/>
+        </w:rPr>
+        <w:t xml:space="preserve"> -p </w:t>
+      </w:r>
+      <w:r>
+        <w:rPr>
+          <w:lang w:val="en-US"/>
+        </w:rPr>
+        <w:t>~</w:t>
+      </w:r>
+      <w:r>
+        <w:rPr>
+          <w:lang w:val="en-US"/>
+        </w:rPr>
+        <w:t>/backup/</w:t>
+      </w:r>
+      <w:proofErr w:type="spellStart"/>
+      <w:r>
+        <w:rPr>
+          <w:lang w:val="en-US"/>
+        </w:rPr>
+        <w:t>postgres</w:t>
+      </w:r>
+      <w:proofErr w:type="spellEnd"/>
+    </w:p>
+    <w:p>
+      <w:pPr>
+        <w:rPr>
+          <w:lang w:val="en-US"/>
+        </w:rPr>
+      </w:pPr>
+      <w:r>
+        <w:t xml:space="preserve">Настроим </w:t>
+      </w:r>
+      <w:r>
+        <w:rPr>
+          <w:lang w:val="en-US"/>
+        </w:rPr>
+        <w:t>SSH</w:t>
+      </w:r>
+      <w:r>
+        <w:t>-</w:t>
+      </w:r>
+      <w:r>
+        <w:t xml:space="preserve">доступ с </w:t>
+      </w:r>
+      <w:r>
+        <w:rPr>
+          <w:lang w:val="en-US"/>
+        </w:rPr>
+        <w:t>host1</w:t>
+      </w:r>
+    </w:p>
+    <w:p>
+      <w:pPr>
+        <w:rPr>
+          <w:lang w:val="en-US"/>
+        </w:rPr>
+      </w:pPr>
+      <w:r>
+        <w:rPr>
+          <w:lang w:val="en-US"/>
+        </w:rPr>
+        <w:t xml:space="preserve">ssh-keygen -t </w:t>
+      </w:r>
+      <w:proofErr w:type="spellStart"/>
+      <w:r>
+        <w:rPr>
+          <w:lang w:val="en-US"/>
+        </w:rPr>
+        <w:t>rsa</w:t>
+      </w:r>
+      <w:proofErr w:type="spellEnd"/>
+      <w:r>
+        <w:rPr>
+          <w:lang w:val="en-US"/>
+        </w:rPr>
+        <w:t xml:space="preserve"> -b 4096 -f ~/.ssh/</w:t>
+      </w:r>
+      <w:proofErr w:type="spellStart"/>
+      <w:r>
+        <w:rPr>
+          <w:lang w:val="en-US"/>
+        </w:rPr>
+        <w:t>id_rsa</w:t>
+      </w:r>
+      <w:proofErr w:type="spellEnd"/>
+      <w:r>
+        <w:rPr>
+          <w:lang w:val="en-US"/>
+        </w:rPr>
+        <w:t xml:space="preserve"> -</w:t>
+      </w:r>
+      <w:proofErr w:type="gramStart"/>
+      <w:r>
+        <w:rPr>
+          <w:lang w:val="en-US"/>
+        </w:rPr>
+        <w:t>N ""</w:t>
+      </w:r>
+      <w:proofErr w:type="gramEnd"/>
+    </w:p>
+    <w:p>
+      <w:pPr>
+        <w:rPr>
+          <w:lang w:val="en-US"/>
+        </w:rPr>
+      </w:pPr>
+      <w:r>
+        <w:rPr>
+          <w:lang w:val="en-US"/>
+        </w:rPr>
+        <w:lastRenderedPageBreak/>
+        <w:drawing>
+          <wp:inline distT="0" distB="0" distL="0" distR="0" wp14:anchorId="2E3FC8EB" wp14:editId="291DC7E2">
+            <wp:extent cx="5940425" cy="2971800"/>
+            <wp:effectExtent l="0" t="0" r="3175" b="0"/>
+            <wp:docPr id="3513664" name="Рисунок 1"/>
+            <wp:cNvGraphicFramePr>
+              <a:graphicFrameLocks xmlns:a="http://schemas.openxmlformats.org/drawingml/2006/main" noChangeAspect="1"/>
+            </wp:cNvGraphicFramePr>
+            <a:graphic xmlns:a="http://schemas.openxmlformats.org/drawingml/2006/main">
+              <a:graphicData uri="http://schemas.openxmlformats.org/drawingml/2006/picture">
+                <pic:pic xmlns:pic="http://schemas.openxmlformats.org/drawingml/2006/picture">
+                  <pic:nvPicPr>
+                    <pic:cNvPr id="3513664" name=""/>
+                    <pic:cNvPicPr/>
+                  </pic:nvPicPr>
+                  <pic:blipFill>
+                    <a:blip r:embed="rId5"/>
+                    <a:stretch>
+                      <a:fillRect/>
+                    </a:stretch>
+                  </pic:blipFill>
+                  <pic:spPr>
+                    <a:xfrm>
+                      <a:off x="0" y="0"/>
+                      <a:ext cx="5940425" cy="2971800"/>
+                    </a:xfrm>
+                    <a:prstGeom prst="rect">
+                      <a:avLst/>
+                    </a:prstGeom>
+                  </pic:spPr>
+                </pic:pic>
+              </a:graphicData>
+            </a:graphic>
+          </wp:inline>
+        </w:drawing>
+      </w:r>
+    </w:p>
+    <w:p>
+      <w:pPr>
+        <w:rPr>
+          <w:lang w:val="en-US"/>
+        </w:rPr>
+      </w:pPr>
+      <w:r>
+        <w:rPr>
+          <w:lang w:val="en-US"/>
+        </w:rPr>
+        <w:t>ssh-copy-id -</w:t>
+      </w:r>
+      <w:proofErr w:type="spellStart"/>
+      <w:r>
+        <w:rPr>
+          <w:lang w:val="en-US"/>
+        </w:rPr>
+        <w:t>i</w:t>
+      </w:r>
+      <w:proofErr w:type="spellEnd"/>
+      <w:r>
+        <w:rPr>
+          <w:lang w:val="en-US"/>
+        </w:rPr>
+        <w:t xml:space="preserve"> ~/.ssh/id_rsa.pub postgres3@pg119</w:t>
+      </w:r>
+    </w:p>
+    <w:p>
+      <w:pPr>
+        <w:rPr>
+          <w:lang w:val="en-US"/>
+        </w:rPr>
+      </w:pPr>
+      <w:r>
+        <w:rPr>
+          <w:lang w:val="en-US"/>
+        </w:rPr>
+        <w:drawing>
+          <wp:inline distT="0" distB="0" distL="0" distR="0" wp14:anchorId="3DFEA270" wp14:editId="5F9E31FA">
+            <wp:extent cx="5940425" cy="1768475"/>
+            <wp:effectExtent l="0" t="0" r="3175" b="3175"/>
+            <wp:docPr id="2068795323" name="Рисунок 1"/>
+            <wp:cNvGraphicFramePr>
+              <a:graphicFrameLocks xmlns:a="http://schemas.openxmlformats.org/drawingml/2006/main" noChangeAspect="1"/>
+            </wp:cNvGraphicFramePr>
+            <a:graphic xmlns:a="http://schemas.openxmlformats.org/drawingml/2006/main">
+              <a:graphicData uri="http://schemas.openxmlformats.org/drawingml/2006/picture">
+                <pic:pic xmlns:pic="http://schemas.openxmlformats.org/drawingml/2006/picture">
+                  <pic:nvPicPr>
+                    <pic:cNvPr id="2068795323" name=""/>
+                    <pic:cNvPicPr/>
+                  </pic:nvPicPr>
+                  <pic:blipFill>
+                    <a:blip r:embed="rId6"/>
+                    <a:stretch>
+                      <a:fillRect/>
+                    </a:stretch>
+                  </pic:blipFill>
+                  <pic:spPr>
+                    <a:xfrm>
+                      <a:off x="0" y="0"/>
+                      <a:ext cx="5940425" cy="1768475"/>
+                    </a:xfrm>
+                    <a:prstGeom prst="rect">
+                      <a:avLst/>
+                    </a:prstGeom>
+                  </pic:spPr>
+                </pic:pic>
+              </a:graphicData>
+            </a:graphic>
+          </wp:inline>
+        </w:drawing>
+      </w:r>
+    </w:p>
+    <w:p>
+      <w:pPr>
+        <w:pStyle w:val="3"/>
+      </w:pPr>
+      <w:r>
+        <w:t>Скрипт для резервного копирования</w:t>
+      </w:r>
+    </w:p>
+    <w:p>
+      <w:pPr>
+        <w:rPr>
+          <w:lang w:val="en-US"/>
+        </w:rPr>
+      </w:pPr>
+      <w:proofErr w:type="gramStart"/>
+      <w:r>
+        <w:rPr>
+          <w:lang w:val="en-US"/>
+        </w:rPr>
+        <w:t>#!/</w:t>
+      </w:r>
+      <w:proofErr w:type="gramEnd"/>
+      <w:r>
+        <w:rPr>
+          <w:lang w:val="en-US"/>
+        </w:rPr>
+        <w:t>bin/sh</w:t>
+      </w:r>
+    </w:p>
+    <w:p>
+      <w:pPr>
+        <w:rPr>
+          <w:lang w:val="en-US"/>
+        </w:rPr>
+      </w:pPr>
+      <w:r>
+        <w:rPr>
+          <w:lang w:val="en-US"/>
+        </w:rPr>
+        <w:t>FILE="backup_$(date +%</w:t>
+      </w:r>
+      <w:proofErr w:type="spellStart"/>
+      <w:r>
+        <w:rPr>
+          <w:lang w:val="en-US"/>
+        </w:rPr>
+        <w:t>Y%m%d</w:t>
+      </w:r>
+      <w:proofErr w:type="spellEnd"/>
+      <w:proofErr w:type="gramStart"/>
+      <w:r>
+        <w:rPr>
+          <w:lang w:val="en-US"/>
+        </w:rPr>
+        <w:t>).sql.gz</w:t>
+      </w:r>
+      <w:proofErr w:type="gramEnd"/>
+      <w:r>
+        <w:rPr>
+          <w:lang w:val="en-US"/>
+        </w:rPr>
+        <w:t>"</w:t>
+      </w:r>
+    </w:p>
+    <w:p>
+      <w:pPr>
+        <w:rPr>
+          <w:lang w:val="en-US"/>
+        </w:rPr>
+      </w:pPr>
+      <w:proofErr w:type="spellStart"/>
+      <w:r>
+        <w:rPr>
+          <w:lang w:val="en-US"/>
+        </w:rPr>
+        <w:t>pg_dumpall</w:t>
+      </w:r>
+      <w:proofErr w:type="spellEnd"/>
+      <w:r>
+        <w:rPr>
+          <w:lang w:val="en-US"/>
+        </w:rPr>
+        <w:t xml:space="preserve"> -p 9425 | </w:t>
+      </w:r>
+      <w:proofErr w:type="spellStart"/>
+      <w:r>
+        <w:rPr>
+          <w:lang w:val="en-US"/>
+        </w:rPr>
+        <w:t>gzip</w:t>
+      </w:r>
+      <w:proofErr w:type="spellEnd"/>
+      <w:r>
+        <w:rPr>
+          <w:lang w:val="en-US"/>
+        </w:rPr>
+        <w:t xml:space="preserve"> &gt; "$FILE" \</w:t>
+      </w:r>
+    </w:p>
+    <w:p>
+      <w:pPr>
+        <w:rPr>
+          <w:lang w:val="en-US"/>
+        </w:rPr>
+      </w:pPr>
+      <w:r>
+        <w:rPr>
+          <w:lang w:val="en-US"/>
+        </w:rPr>
+        <w:t xml:space="preserve">        &amp;&amp; </w:t>
+      </w:r>
+      <w:proofErr w:type="spellStart"/>
+      <w:r>
+        <w:rPr>
+          <w:lang w:val="en-US"/>
+        </w:rPr>
+        <w:t>scp</w:t>
+      </w:r>
+      <w:proofErr w:type="spellEnd"/>
+      <w:r>
+        <w:rPr>
+          <w:lang w:val="en-US"/>
+        </w:rPr>
+        <w:t xml:space="preserve"> "$FILE" postgres3@pg</w:t>
+      </w:r>
+      <w:proofErr w:type="gramStart"/>
+      <w:r>
+        <w:rPr>
+          <w:lang w:val="en-US"/>
+        </w:rPr>
+        <w:t>119:~</w:t>
+      </w:r>
+      <w:proofErr w:type="gramEnd"/>
+      <w:r>
+        <w:rPr>
+          <w:lang w:val="en-US"/>
+        </w:rPr>
+        <w:t>/backup/</w:t>
+      </w:r>
+      <w:proofErr w:type="spellStart"/>
+      <w:r>
+        <w:rPr>
+          <w:lang w:val="en-US"/>
+        </w:rPr>
+        <w:t>postgres</w:t>
+      </w:r>
+      <w:proofErr w:type="spellEnd"/>
+      <w:r>
+        <w:rPr>
+          <w:lang w:val="en-US"/>
+        </w:rPr>
+        <w:t>/ \</w:t>
+      </w:r>
+    </w:p>
+    <w:p>
+      <w:pPr>
+        <w:rPr>
+          <w:lang w:val="en-US"/>
+        </w:rPr>
+      </w:pPr>
+      <w:r>
+        <w:rPr>
+          <w:lang w:val="en-US"/>
+        </w:rPr>
+        <w:t xml:space="preserve">        &amp;&amp; rm "$FILE" \</w:t>
+      </w:r>
+    </w:p>
+    <w:p>
+      <w:pPr>
+        <w:rPr>
+          <w:lang w:val="en-US"/>
+        </w:rPr>
+      </w:pPr>
+      <w:r>
+        <w:rPr>
+          <w:lang w:val="en-US"/>
+        </w:rPr>
+        <w:t xml:space="preserve">        &amp;&amp; ssh postgres3@pg119 "find ~/backup/</w:t>
+      </w:r>
+      <w:proofErr w:type="spellStart"/>
+      <w:r>
+        <w:rPr>
+          <w:lang w:val="en-US"/>
+        </w:rPr>
+        <w:t>postgres</w:t>
+      </w:r>
+      <w:proofErr w:type="spellEnd"/>
+      <w:r>
+        <w:rPr>
+          <w:lang w:val="en-US"/>
+        </w:rPr>
+        <w:t xml:space="preserve"> -name 'backup_*.sql.gz' -</w:t>
+      </w:r>
+      <w:proofErr w:type="spellStart"/>
+      <w:r>
+        <w:rPr>
+          <w:lang w:val="en-US"/>
+        </w:rPr>
+        <w:t>mtime</w:t>
+      </w:r>
+      <w:proofErr w:type="spellEnd"/>
+      <w:r>
+        <w:rPr>
+          <w:lang w:val="en-US"/>
+        </w:rPr>
+        <w:t xml:space="preserve"> +28 -delete"</w:t>
+      </w:r>
+    </w:p>
+    <w:p>
+      <w:pPr>
+        <w:rPr>
+          <w:lang w:val="en-US"/>
+        </w:rPr>
+      </w:pPr>
+    </w:p>
+    <w:p>
+      <w:pPr>
+        <w:pStyle w:val="3"/>
+        <w:rPr>
+          <w:lang w:val="en-US"/>
+        </w:rPr>
+      </w:pPr>
+      <w:r>
+        <w:rPr>
+          <w:lang w:val="en-US"/>
+        </w:rPr>
+        <w:t>Cron job</w:t>
+      </w:r>
+    </w:p>
+    <w:p>
+      <w:pPr>
+        <w:rPr>
+          <w:lang w:val="en-US"/>
+        </w:rPr>
+      </w:pPr>
+      <w:r>
+        <w:rPr>
+          <w:lang w:val="en-US"/>
+        </w:rPr>
+        <w:t>c</w:t>
+      </w:r>
+      <w:r>
+        <w:rPr>
+          <w:lang w:val="en-US"/>
+        </w:rPr>
+        <w:t>ronta</w:t>
+      </w:r>
+      <w:r>
+        <w:rPr>
+          <w:lang w:val="en-US"/>
+        </w:rPr>
+        <w:t xml:space="preserve">b </w:t>
+      </w:r>
+      <w:r>
+        <w:rPr>
+          <w:lang w:val="en-US"/>
+        </w:rPr>
+        <w:t>-e</w:t>
+      </w:r>
+    </w:p>
+    <w:p>
+      <w:r>
+        <w:t xml:space="preserve">0 2 * * * </w:t>
+      </w:r>
+      <w:r>
+        <w:t>~/</w:t>
+      </w:r>
+      <w:r>
+        <w:rPr>
+          <w:lang w:val="en-US"/>
+        </w:rPr>
+        <w:t>backup</w:t>
+      </w:r>
+      <w:r>
+        <w:t>_</w:t>
+      </w:r>
+      <w:r>
+        <w:rPr>
+          <w:lang w:val="en-US"/>
+        </w:rPr>
+        <w:t>script</w:t>
+      </w:r>
+      <w:r>
+        <w:t>.</w:t>
+      </w:r>
+      <w:proofErr w:type="spellStart"/>
+      <w:r>
+        <w:rPr>
+          <w:lang w:val="en-US"/>
+        </w:rPr>
+        <w:t>sh</w:t>
+      </w:r>
+      <w:proofErr w:type="spellEnd"/>
+    </w:p>
+    <w:p/>
+    <w:p>
+      <w:pPr>
         <w:pStyle w:val="2"/>
-      </w:pPr>
-      <w:r>
-        <w:t>Этап 2. Потеря основного узла</w:t>
-      </w:r>
-    </w:p>
-    <w:p>
+        <w:rPr>
+          <w:lang w:val="en-US"/>
+        </w:rPr>
+      </w:pPr>
+      <w:r>
+        <w:lastRenderedPageBreak/>
+        <w:t>К</w:t>
+      </w:r>
+      <w:r>
+        <w:t>ако</w:t>
+      </w:r>
+      <w:r>
+        <w:t>й</w:t>
+      </w:r>
+      <w:r>
+        <w:t xml:space="preserve"> будет объем резервных копий спустя месяц работы системы</w:t>
+      </w:r>
+      <w:r>
+        <w:t>?</w:t>
+      </w:r>
+    </w:p>
+    <w:p>
+      <w:r>
+        <w:t>Средний объем новых данных в БД за сутки: 950МБ.</w:t>
+      </w:r>
+    </w:p>
+    <w:p>
+      <w:r>
+        <w:t>Средний объем измененных данных за сутки: 500МБ.</w:t>
+      </w:r>
+    </w:p>
+    <w:p>
+      <w:pPr>
+        <w:rPr>
+          <w:lang w:val="en-US"/>
+        </w:rPr>
+      </w:pPr>
+      <w:r>
+        <w:t>Допустим</w:t>
+      </w:r>
+      <w:r>
+        <w:t xml:space="preserve">, </w:t>
+      </w:r>
+      <w:r>
+        <w:t xml:space="preserve">коэффициент сжатия </w:t>
+      </w:r>
+      <w:proofErr w:type="spellStart"/>
+      <w:r>
+        <w:rPr>
+          <w:lang w:val="en-US"/>
+        </w:rPr>
+        <w:t>gzip</w:t>
+      </w:r>
+      <w:proofErr w:type="spellEnd"/>
+      <w:r>
+        <w:t xml:space="preserve"> </w:t>
+      </w:r>
+      <w:r>
+        <w:t>3</w:t>
+      </w:r>
+      <w:r>
+        <w:t xml:space="preserve">:1. </w:t>
+      </w:r>
+      <w:r>
+        <w:t>У нас данные хранятся 28 дней</w:t>
+      </w:r>
+      <w:r>
+        <w:t xml:space="preserve">, </w:t>
+      </w:r>
+      <w:r>
+        <w:t>поэтому на конец месяца будет 28 резервных копий с 3 по 30 день. Изменения не увеличивают размер</w:t>
+      </w:r>
+      <w:r>
+        <w:rPr>
+          <w:lang w:val="en-US"/>
+        </w:rPr>
+        <w:t>.</w:t>
+      </w:r>
+    </w:p>
+    <w:p>
+      <w:r>
+        <w:rPr>
+          <w:lang w:val="en-US"/>
+        </w:rPr>
+        <w:t xml:space="preserve">950 * (3 + 4 + … + 30) * 1/3 / 1024 = 950 * 462 * 1/3 / 1024 = 142 </w:t>
+      </w:r>
+      <w:r>
+        <w:t>ГБ</w:t>
+      </w:r>
+      <w:r>
+        <w:rPr>
+          <w:lang w:val="en-US"/>
+        </w:rPr>
+        <w:t xml:space="preserve"> </w:t>
+      </w:r>
+    </w:p>
+    <w:p>
+      <w:pPr>
+        <w:pStyle w:val="2"/>
+      </w:pPr>
+      <w:r>
+        <w:t>Анализ результатов</w:t>
+      </w:r>
+    </w:p>
+    <w:p>
+      <w:pPr>
+        <w:rPr>
+          <w:lang w:val="en-US"/>
+        </w:rPr>
+      </w:pPr>
+      <w:r>
+        <w:t>Размер каждой резервной копии растет линейно</w:t>
+      </w:r>
+      <w:r>
+        <w:t xml:space="preserve">, </w:t>
+      </w:r>
+      <w:r>
+        <w:t>а место на диске имеет свойство быть конечной</w:t>
+      </w:r>
+      <w:r>
+        <w:t xml:space="preserve">, </w:t>
+      </w:r>
+      <w:r>
+        <w:t>поэтому первым вариантом оптимизации является уменьшить количество резервных копий</w:t>
+      </w:r>
+      <w:r>
+        <w:t xml:space="preserve">, </w:t>
+      </w:r>
+      <w:r>
+        <w:t>вторым вариантом – изменить период создания снимков</w:t>
+      </w:r>
+      <w:r>
+        <w:t xml:space="preserve">, </w:t>
+      </w:r>
+      <w:r>
+        <w:t xml:space="preserve">и третий – расширить дисковое пространство под новые </w:t>
+      </w:r>
+      <w:proofErr w:type="spellStart"/>
+      <w:r>
+        <w:t>бекапы</w:t>
+      </w:r>
+      <w:proofErr w:type="spellEnd"/>
+    </w:p>
+    <w:p/>
+    <w:p>
+      <w:pPr>
+        <w:pStyle w:val="2"/>
+      </w:pPr>
+      <w:r>
+        <w:t>Этап</w:t>
+      </w:r>
+      <w:r>
+        <w:t xml:space="preserve"> 2. </w:t>
+      </w:r>
+      <w:r>
+        <w:t>Потеря</w:t>
+      </w:r>
+      <w:r>
+        <w:t xml:space="preserve"> </w:t>
+      </w:r>
+      <w:r>
+        <w:t>основного</w:t>
+      </w:r>
+      <w:r>
+        <w:t xml:space="preserve"> </w:t>
+      </w:r>
+      <w:r>
+        <w:t>узла</w:t>
+      </w:r>
+    </w:p>
+    <w:p>
+      <w:pPr>
+        <w:rPr>
+          <w:lang w:val="en-US"/>
+        </w:rPr>
+      </w:pPr>
       <w:r>
         <w:t>Этот сценарий подразумевает полную недоступность основного узла. Необходимо восстановить работу СУБД на РЕЗЕРВНОМ узле, продемонстрировать успешный запуск СУБД и доступность данных.</w:t>
       </w:r>
+    </w:p>
+    <w:p>
+      <w:r>
+        <w:t>Если</w:t>
+      </w:r>
+      <w:r>
+        <w:t xml:space="preserve"> </w:t>
+      </w:r>
+      <w:r>
+        <w:t>кластера нет</w:t>
+      </w:r>
+      <w:r>
+        <w:t xml:space="preserve">, </w:t>
+      </w:r>
+      <w:r>
+        <w:t>то необходимо его инициализировать и создать необходимые директории</w:t>
+      </w:r>
+    </w:p>
+    <w:p>
+      <w:pPr>
+        <w:rPr>
+          <w:lang w:val="en-US"/>
+        </w:rPr>
+      </w:pPr>
+      <w:proofErr w:type="spellStart"/>
+      <w:r>
+        <w:rPr>
+          <w:lang w:val="en-US"/>
+        </w:rPr>
+        <w:t>initdb</w:t>
+      </w:r>
+      <w:proofErr w:type="spellEnd"/>
+      <w:r>
+        <w:rPr>
+          <w:lang w:val="en-US"/>
+        </w:rPr>
+        <w:t xml:space="preserve"> -D $HOME/aum71 --locale=ru_</w:t>
+      </w:r>
+      <w:proofErr w:type="gramStart"/>
+      <w:r>
+        <w:rPr>
+          <w:lang w:val="en-US"/>
+        </w:rPr>
+        <w:t>RU.CP</w:t>
+      </w:r>
+      <w:proofErr w:type="gramEnd"/>
+      <w:r>
+        <w:rPr>
+          <w:lang w:val="en-US"/>
+        </w:rPr>
+        <w:t>1251 --encoding=WIN1251</w:t>
+      </w:r>
+    </w:p>
+    <w:p>
+      <w:proofErr w:type="spellStart"/>
+      <w:r>
+        <w:rPr>
+          <w:lang w:val="en-US"/>
+        </w:rPr>
+        <w:t>mkdir</w:t>
+      </w:r>
+      <w:proofErr w:type="spellEnd"/>
+      <w:r>
+        <w:rPr>
+          <w:lang w:val="en-US"/>
+        </w:rPr>
+        <w:t xml:space="preserve"> dyn55</w:t>
+      </w:r>
+    </w:p>
+    <w:p>
+      <w:proofErr w:type="spellStart"/>
+      <w:r>
+        <w:t>mkdir</w:t>
+      </w:r>
+      <w:proofErr w:type="spellEnd"/>
+      <w:r>
+        <w:t xml:space="preserve"> nof94</w:t>
+      </w:r>
+    </w:p>
+    <w:p>
+      <w:pPr>
+        <w:rPr>
+          <w:lang w:val="en-US"/>
+        </w:rPr>
+      </w:pPr>
+      <w:proofErr w:type="spellStart"/>
+      <w:r>
+        <w:rPr>
+          <w:lang w:val="en-US"/>
+        </w:rPr>
+        <w:t>gunzip</w:t>
+      </w:r>
+      <w:proofErr w:type="spellEnd"/>
+      <w:r>
+        <w:rPr>
+          <w:lang w:val="en-US"/>
+        </w:rPr>
+        <w:t xml:space="preserve"> backup_20260316.sql.gz</w:t>
+      </w:r>
+    </w:p>
+    <w:p>
+      <w:proofErr w:type="spellStart"/>
+      <w:r>
+        <w:rPr>
+          <w:lang w:val="en-US"/>
+        </w:rPr>
+        <w:t>pg_ctl</w:t>
+      </w:r>
+      <w:proofErr w:type="spellEnd"/>
+      <w:r>
+        <w:rPr>
+          <w:lang w:val="en-US"/>
+        </w:rPr>
+        <w:t xml:space="preserve"> start -D aum71/</w:t>
+      </w:r>
+    </w:p>
+    <w:p>
+      <w:pPr>
+        <w:rPr>
+          <w:lang w:val="en-US"/>
+        </w:rPr>
+      </w:pPr>
+      <w:proofErr w:type="spellStart"/>
+      <w:r>
+        <w:rPr>
+          <w:lang w:val="en-US"/>
+        </w:rPr>
+        <w:t>psql</w:t>
+      </w:r>
+      <w:proofErr w:type="spellEnd"/>
+      <w:r>
+        <w:rPr>
+          <w:lang w:val="en-US"/>
+        </w:rPr>
+        <w:t xml:space="preserve"> -U postgres3 -d </w:t>
+      </w:r>
+      <w:proofErr w:type="spellStart"/>
+      <w:r>
+        <w:rPr>
+          <w:lang w:val="en-US"/>
+        </w:rPr>
+        <w:t>postgres</w:t>
+      </w:r>
+      <w:proofErr w:type="spellEnd"/>
+      <w:r>
+        <w:rPr>
+          <w:lang w:val="en-US"/>
+        </w:rPr>
+        <w:t xml:space="preserve"> -f backup_20260316.sql</w:t>
+      </w:r>
+    </w:p>
+    <w:p>
+      <w:pPr>
+        <w:rPr>
+          <w:lang w:val="en-US"/>
+        </w:rPr>
+      </w:pPr>
+      <w:r>
+        <w:rPr>
+          <w:lang w:val="en-US"/>
+        </w:rPr>
+        <w:lastRenderedPageBreak/>
+        <w:drawing>
+          <wp:inline distT="0" distB="0" distL="0" distR="0" wp14:anchorId="5FA99414" wp14:editId="7EA1272E">
+            <wp:extent cx="5940425" cy="6273800"/>
+            <wp:effectExtent l="0" t="0" r="3175" b="0"/>
+            <wp:docPr id="379714421" name="Рисунок 1"/>
+            <wp:cNvGraphicFramePr>
+              <a:graphicFrameLocks xmlns:a="http://schemas.openxmlformats.org/drawingml/2006/main" noChangeAspect="1"/>
+            </wp:cNvGraphicFramePr>
+            <a:graphic xmlns:a="http://schemas.openxmlformats.org/drawingml/2006/main">
+              <a:graphicData uri="http://schemas.openxmlformats.org/drawingml/2006/picture">
+                <pic:pic xmlns:pic="http://schemas.openxmlformats.org/drawingml/2006/picture">
+                  <pic:nvPicPr>
+                    <pic:cNvPr id="379714421" name=""/>
+                    <pic:cNvPicPr/>
+                  </pic:nvPicPr>
+                  <pic:blipFill>
+                    <a:blip r:embed="rId7"/>
+                    <a:stretch>
+                      <a:fillRect/>
+                    </a:stretch>
+                  </pic:blipFill>
+                  <pic:spPr>
+                    <a:xfrm>
+                      <a:off x="0" y="0"/>
+                      <a:ext cx="5940425" cy="6273800"/>
+                    </a:xfrm>
+                    <a:prstGeom prst="rect">
+                      <a:avLst/>
+                    </a:prstGeom>
+                  </pic:spPr>
+                </pic:pic>
+              </a:graphicData>
+            </a:graphic>
+          </wp:inline>
+        </w:drawing>
+      </w:r>
+    </w:p>
+    <w:p>
+      <w:pPr>
+        <w:rPr>
+          <w:lang w:val="en-US"/>
+        </w:rPr>
+      </w:pPr>
     </w:p>
     <w:p>
       <w:pPr>
@@ -462,7 +1399,6 @@
         </w:numPr>
       </w:pPr>
       <w:r>
-        <w:lastRenderedPageBreak/>
         <w:t>Симулировать сбой:</w:t>
       </w:r>
     </w:p>
@@ -485,6 +1421,7 @@
         </w:numPr>
       </w:pPr>
       <w:r>
+        <w:lastRenderedPageBreak/>
         <w:t>Проверить работу СУБД, доступность данных, перезапустить СУБД, проанализировать результаты.</w:t>
       </w:r>
     </w:p>
@@ -1741,6 +2678,7 @@
   <w:style w:type="paragraph" w:default="1" w:styleId="a">
     <w:name w:val="Normal"/>
     <w:qFormat/>
+    <w:rsid w:val="00B22516"/>
   </w:style>
   <w:style w:type="paragraph" w:styleId="1">
     <w:name w:val="heading 1"/>
@@ -1791,7 +2729,6 @@
     <w:next w:val="a"/>
     <w:link w:val="30"/>
     <w:uiPriority w:val="9"/>
-    <w:semiHidden/>
     <w:unhideWhenUsed/>
     <w:qFormat/>
     <w:rsid w:val="00501425"/>
@@ -1997,7 +2934,6 @@
     <w:basedOn w:val="a0"/>
     <w:link w:val="3"/>
     <w:uiPriority w:val="9"/>
-    <w:semiHidden/>
     <w:rsid w:val="00501425"/>
     <w:rPr>
       <w:rFonts w:eastAsiaTheme="majorEastAsia" w:cstheme="majorBidi"/>
@@ -2269,6 +3205,36 @@
       <w:kern w:val="3"/>
       <w:lang w:eastAsia="zh-CN" w:bidi="hi-IN"/>
       <w14:ligatures w14:val="none"/>
+    </w:rPr>
+  </w:style>
+  <w:style w:type="paragraph" w:styleId="HTML">
+    <w:name w:val="HTML Preformatted"/>
+    <w:basedOn w:val="a"/>
+    <w:link w:val="HTML0"/>
+    <w:uiPriority w:val="99"/>
+    <w:semiHidden/>
+    <w:unhideWhenUsed/>
+    <w:rsid w:val="00056814"/>
+    <w:pPr>
+      <w:spacing w:after="0" w:line="240" w:lineRule="auto"/>
+    </w:pPr>
+    <w:rPr>
+      <w:rFonts w:ascii="Consolas" w:hAnsi="Consolas"/>
+      <w:sz w:val="20"/>
+      <w:szCs w:val="20"/>
+    </w:rPr>
+  </w:style>
+  <w:style w:type="character" w:customStyle="1" w:styleId="HTML0">
+    <w:name w:val="Стандартный HTML Знак"/>
+    <w:basedOn w:val="a0"/>
+    <w:link w:val="HTML"/>
+    <w:uiPriority w:val="99"/>
+    <w:semiHidden/>
+    <w:rsid w:val="00056814"/>
+    <w:rPr>
+      <w:rFonts w:ascii="Consolas" w:hAnsi="Consolas"/>
+      <w:sz w:val="20"/>
+      <w:szCs w:val="20"/>
     </w:rPr>
   </w:style>
 </w:styles>
